--- a/notebooks/Bruteforces/Notes.docx
+++ b/notebooks/Bruteforces/Notes.docx
@@ -324,6 +324,217 @@
         </w:rPr>
         <w:t xml:space="preserve"> Go for backtracking recursion</w:t>
       </w:r>
+    </w:p>
+    <w:p>
+      <w:pPr>
+        <w:rPr>
+          <w:rFonts w:eastAsiaTheme="minorEastAsia"/>
+          <w:lang w:val="vi-VN"/>
+        </w:rPr>
+      </w:pPr>
+      <w:r>
+        <w:rPr>
+          <w:rFonts w:eastAsiaTheme="minorEastAsia"/>
+          <w:lang w:val="vi-VN"/>
+        </w:rPr>
+        <w:t>* Bonus tip</w:t>
+      </w:r>
+    </w:p>
+    <w:p>
+      <w:pPr>
+        <w:rPr>
+          <w:rFonts w:eastAsiaTheme="minorEastAsia"/>
+          <w:lang w:val="vi-VN"/>
+        </w:rPr>
+      </w:pPr>
+      <w:r>
+        <w:rPr>
+          <w:rFonts w:eastAsiaTheme="minorEastAsia"/>
+          <w:lang w:val="vi-VN"/>
+        </w:rPr>
+        <w:t>If you find a problem where you need a pattern or mathematical formula</w:t>
+      </w:r>
+    </w:p>
+    <w:p>
+      <w:pPr>
+        <w:rPr>
+          <w:rFonts w:eastAsiaTheme="minorEastAsia"/>
+          <w:lang w:val="vi-VN"/>
+        </w:rPr>
+      </w:pPr>
+      <m:oMath>
+        <m:r>
+          <w:rPr>
+            <w:rFonts w:ascii="Cambria Math" w:eastAsiaTheme="minorEastAsia" w:hAnsi="Cambria Math"/>
+            <w:lang w:val="vi-VN"/>
+          </w:rPr>
+          <m:t>→</m:t>
+        </m:r>
+      </m:oMath>
+      <w:r>
+        <w:rPr>
+          <w:rFonts w:eastAsiaTheme="minorEastAsia"/>
+          <w:lang w:val="vi-VN"/>
+        </w:rPr>
+        <w:t xml:space="preserve"> Try writing very basic bruteforce: </w:t>
+      </w:r>
+      <m:oMath>
+        <m:r>
+          <w:rPr>
+            <w:rFonts w:ascii="Cambria Math" w:eastAsiaTheme="minorEastAsia" w:hAnsi="Cambria Math"/>
+            <w:lang w:val="vi-VN"/>
+          </w:rPr>
+          <m:t>N→[1;20]</m:t>
+        </m:r>
+      </m:oMath>
+    </w:p>
+    <w:p>
+      <w:pPr>
+        <w:rPr>
+          <w:rFonts w:eastAsiaTheme="minorEastAsia"/>
+          <w:lang w:val="vi-VN"/>
+        </w:rPr>
+      </w:pPr>
+      <m:oMathPara>
+        <m:oMath>
+          <m:r>
+            <w:rPr>
+              <w:rFonts w:ascii="Cambria Math" w:eastAsiaTheme="minorEastAsia" w:hAnsi="Cambria Math"/>
+              <w:lang w:val="vi-VN"/>
+            </w:rPr>
+            <m:t>1→answer</m:t>
+          </m:r>
+        </m:oMath>
+      </m:oMathPara>
+    </w:p>
+    <w:p>
+      <w:pPr>
+        <w:rPr>
+          <w:rFonts w:eastAsiaTheme="minorEastAsia"/>
+          <w:lang w:val="vi-VN"/>
+        </w:rPr>
+      </w:pPr>
+      <m:oMathPara>
+        <m:oMath>
+          <m:r>
+            <w:rPr>
+              <w:rFonts w:ascii="Cambria Math" w:eastAsiaTheme="minorEastAsia" w:hAnsi="Cambria Math"/>
+              <w:lang w:val="vi-VN"/>
+            </w:rPr>
+            <m:t>2</m:t>
+          </m:r>
+          <m:r>
+            <w:rPr>
+              <w:rFonts w:ascii="Cambria Math" w:eastAsiaTheme="minorEastAsia" w:hAnsi="Cambria Math"/>
+              <w:lang w:val="vi-VN"/>
+            </w:rPr>
+            <m:t>→answer</m:t>
+          </m:r>
+        </m:oMath>
+      </m:oMathPara>
+    </w:p>
+    <w:p>
+      <w:pPr>
+        <w:rPr>
+          <w:rFonts w:eastAsiaTheme="minorEastAsia"/>
+          <w:lang w:val="vi-VN"/>
+        </w:rPr>
+      </w:pPr>
+      <m:oMathPara>
+        <m:oMath>
+          <m:r>
+            <w:rPr>
+              <w:rFonts w:ascii="Cambria Math" w:eastAsiaTheme="minorEastAsia" w:hAnsi="Cambria Math"/>
+              <w:lang w:val="vi-VN"/>
+            </w:rPr>
+            <m:t>3</m:t>
+          </m:r>
+          <m:r>
+            <w:rPr>
+              <w:rFonts w:ascii="Cambria Math" w:eastAsiaTheme="minorEastAsia" w:hAnsi="Cambria Math"/>
+              <w:lang w:val="vi-VN"/>
+            </w:rPr>
+            <m:t>→answer</m:t>
+          </m:r>
+        </m:oMath>
+      </m:oMathPara>
+    </w:p>
+    <w:p>
+      <w:pPr>
+        <w:rPr>
+          <w:rFonts w:eastAsiaTheme="minorEastAsia"/>
+          <w:lang w:val="vi-VN"/>
+        </w:rPr>
+      </w:pPr>
+      <m:oMathPara>
+        <m:oMath>
+          <m:r>
+            <w:rPr>
+              <w:rFonts w:ascii="Cambria Math" w:eastAsiaTheme="minorEastAsia" w:hAnsi="Cambria Math"/>
+              <w:lang w:val="vi-VN"/>
+            </w:rPr>
+            <m:t>…</m:t>
+          </m:r>
+        </m:oMath>
+      </m:oMathPara>
+    </w:p>
+    <w:p>
+      <w:pPr>
+        <w:rPr>
+          <w:rFonts w:eastAsiaTheme="minorEastAsia"/>
+          <w:lang w:val="vi-VN"/>
+        </w:rPr>
+      </w:pPr>
+      <m:oMathPara>
+        <m:oMath>
+          <m:r>
+            <w:rPr>
+              <w:rFonts w:ascii="Cambria Math" w:eastAsiaTheme="minorEastAsia" w:hAnsi="Cambria Math"/>
+              <w:lang w:val="vi-VN"/>
+            </w:rPr>
+            <m:t>20</m:t>
+          </m:r>
+          <m:r>
+            <w:rPr>
+              <w:rFonts w:ascii="Cambria Math" w:eastAsiaTheme="minorEastAsia" w:hAnsi="Cambria Math"/>
+              <w:lang w:val="vi-VN"/>
+            </w:rPr>
+            <m:t>→answer</m:t>
+          </m:r>
+        </m:oMath>
+      </m:oMathPara>
+    </w:p>
+    <w:p>
+      <w:pPr>
+        <w:rPr>
+          <w:rFonts w:eastAsiaTheme="minorEastAsia"/>
+          <w:lang w:val="vi-VN"/>
+        </w:rPr>
+      </w:pPr>
+      <m:oMath>
+        <m:r>
+          <w:rPr>
+            <w:rFonts w:ascii="Cambria Math" w:eastAsiaTheme="minorEastAsia" w:hAnsi="Cambria Math"/>
+            <w:lang w:val="vi-VN"/>
+          </w:rPr>
+          <m:t>→</m:t>
+        </m:r>
+      </m:oMath>
+      <w:r>
+        <w:rPr>
+          <w:rFonts w:eastAsiaTheme="minorEastAsia"/>
+          <w:lang w:val="vi-VN"/>
+        </w:rPr>
+        <w:t xml:space="preserve"> Try to find a pattern in these answers</w:t>
+      </w:r>
+    </w:p>
+    <w:p>
+      <w:pPr>
+        <w:rPr>
+          <w:rFonts w:eastAsiaTheme="minorEastAsia"/>
+          <w:lang w:val="vi-VN"/>
+        </w:rPr>
+      </w:pPr>
     </w:p>
     <w:sectPr>
       <w:pgSz w:w="12240" w:h="15840"/>
